--- a/output/docx/ru/BUFRCREX_TableB_ru_12.docx
+++ b/output/docx/ru/BUFRCREX_TableB_ru_12.docx
@@ -1977,7 +1977,7 @@
                 <w:b w:val="0"/>
                 <w:sz w:val="16"/>
               </w:rPr>
-              <w:t>Note 177: Там, где в колонку НАЗВАНИЕ ЭЛЕМЕНТА вводится выражение «за указанный период», соответствующий период должен быть указан с помощью дескрипторов из класса 04.</w:t>
+              <w:t>Note B177: Там, где в колонку НАЗВАНИЕ ЭЛЕМЕНТА вводится выражение «за указанный период», соответствующий период должен быть указан с помощью дескрипторов из класса 04.</w:t>
             </w:r>
           </w:p>
         </w:tc>
@@ -2170,7 +2170,7 @@
                 <w:b w:val="0"/>
                 <w:sz w:val="16"/>
               </w:rPr>
-              <w:t>Note 177: Там, где в колонку НАЗВАНИЕ ЭЛЕМЕНТА вводится выражение «за указанный период», соответствующий период должен быть указан с помощью дескрипторов из класса 04.</w:t>
+              <w:t>Note B177: Там, где в колонку НАЗВАНИЕ ЭЛЕМЕНТА вводится выражение «за указанный период», соответствующий период должен быть указан с помощью дескрипторов из класса 04.</w:t>
             </w:r>
           </w:p>
         </w:tc>
@@ -7301,7 +7301,7 @@
                 <w:b w:val="0"/>
                 <w:sz w:val="16"/>
               </w:rPr>
-              <w:t>Note 52: Для кодирования излучения вместо дескриптора 0 12 072 следует использовать дескриптор 0 12 076.</w:t>
+              <w:t>Note B52: Для кодирования излучения вместо дескриптора 0 12 072 следует использовать дескриптор 0 12 076.</w:t>
             </w:r>
           </w:p>
         </w:tc>
@@ -9414,7 +9414,7 @@
                 <w:b w:val="0"/>
                 <w:sz w:val="16"/>
               </w:rPr>
-              <w:t>Note 177: Там, где в колонку НАЗВАНИЕ ЭЛЕМЕНТА вводится выражение «за указанный период», соответствующий период должен быть указан с помощью дескрипторов из класса 04.</w:t>
+              <w:t>Note B177: Там, где в колонку НАЗВАНИЕ ЭЛЕМЕНТА вводится выражение «за указанный период», соответствующий период должен быть указан с помощью дескрипторов из класса 04.</w:t>
             </w:r>
           </w:p>
         </w:tc>
@@ -9607,7 +9607,7 @@
                 <w:b w:val="0"/>
                 <w:sz w:val="16"/>
               </w:rPr>
-              <w:t>Note 177: Там, где в колонку НАЗВАНИЕ ЭЛЕМЕНТА вводится выражение «за указанный период», соответствующий период должен быть указан с помощью дескрипторов из класса 04.</w:t>
+              <w:t>Note B177: Там, где в колонку НАЗВАНИЕ ЭЛЕМЕНТА вводится выражение «за указанный период», соответствующий период должен быть указан с помощью дескрипторов из класса 04.</w:t>
             </w:r>
           </w:p>
         </w:tc>
